--- a/docs/curator-method-guide.docx
+++ b/docs/curator-method-guide.docx
@@ -56,7 +56,7 @@
           <w:color w:val="2F6B3F"/>
           <w:sz w:val="30"/>
         </w:rPr>
-        <w:t>ЭКОБИОМОНИТОРИНГ</w:t>
+        <w:t>ЭкоБиоМониторинг</w:t>
       </w:r>
     </w:p>
     <w:p>
@@ -71,7 +71,7 @@
           <w:color w:val="5F6B62"/>
           <w:sz w:val="26"/>
         </w:rPr>
-        <w:t>МЕТОДИЧКА</w:t>
+        <w:t>Методичка</w:t>
       </w:r>
     </w:p>
     <w:p>
@@ -678,11 +678,9 @@
               <w:rPr>
                 <w:b/>
               </w:rPr>
-              <w:t xml:space="preserve">Иерархия. </w:t>
+              <w:t>Иерархия. организация → проект → объект или территория → точка → 2–4 дерева → по 10–30 листьев с каждого.</w:t>
             </w:r>
-            <w:r>
-              <w:t>организация → проект → объект или территория → точка → одно дерево → 30 листьев.</w:t>
-            </w:r>
+            <w:r/>
           </w:p>
         </w:tc>
       </w:tr>
@@ -1075,7 +1073,7 @@
                 <w:rFonts w:ascii="Times New Roman" w:hAnsi="Times New Roman"/>
                 <w:sz w:val="21"/>
               </w:rPr>
-              <w:t>Точные координаты одного исследуемого дерева</w:t>
+              <w:t>Координаты места сбора 2–4 берёз</w:t>
             </w:r>
           </w:p>
         </w:tc>
@@ -1232,7 +1230,7 @@
                 <w:rFonts w:ascii="Times New Roman" w:hAnsi="Times New Roman"/>
                 <w:sz w:val="21"/>
               </w:rPr>
-              <w:t>Тридцать листьев одного дерева</w:t>
+              <w:t>10–30 листьев для каждого дерева</w:t>
             </w:r>
           </w:p>
         </w:tc>
@@ -1257,7 +1255,7 @@
                 <w:rFonts w:ascii="Times New Roman" w:hAnsi="Times New Roman"/>
                 <w:sz w:val="21"/>
               </w:rPr>
-              <w:t>Тридцать отдельных стандартизированных фотографий</w:t>
+              <w:t>Отдельная фотография каждого листа с указанием дерева</w:t>
             </w:r>
           </w:p>
         </w:tc>
@@ -1345,11 +1343,9 @@
         <w:rPr>
           <w:b/>
         </w:rPr>
-        <w:t xml:space="preserve">5. </w:t>
+        <w:t>5. Участник выбирает объект, отмечает место сбора, заполняет паспорт территории и паспорта 2–4 берёз, загружает обзорные фотографии деревьев и по 10–30 фотографий листьев с каждого.</w:t>
       </w:r>
-      <w:r>
-        <w:t>Участник выбирает объект, отмечает дерево на карте, заполняет паспорт и загружает фотографии.</w:t>
-      </w:r>
+      <w:r/>
     </w:p>
     <w:p>
       <w:pPr>
@@ -1375,11 +1371,9 @@
         <w:rPr>
           <w:b/>
         </w:rPr>
-        <w:t xml:space="preserve">7. </w:t>
+        <w:t>7. После первичной проверки выполняется расчёт ФА по проверенной разметке листьев.</w:t>
       </w:r>
-      <w:r>
-        <w:t>После одобрения выполняется автоматизированная проверка.</w:t>
-      </w:r>
+      <w:r/>
     </w:p>
     <w:p>
       <w:pPr>
@@ -1390,11 +1384,9 @@
         <w:rPr>
           <w:b/>
         </w:rPr>
-        <w:t xml:space="preserve">8. </w:t>
+        <w:t>8. Модератор проверяет результат расчёта и только затем публикует точку.</w:t>
       </w:r>
-      <w:r>
-        <w:t>Точка публикуется на карте только после обоих этапов.</w:t>
-      </w:r>
+      <w:r/>
     </w:p>
     <w:p>
       <w:pPr>
@@ -2066,7 +2058,7 @@
     </w:p>
     <w:p>
       <w:r>
-        <w:t>Объект задаёт рамку, внутри которой участник выбирает конкретное дерево. Он не заменяет координаты точки. Даже если объектом является один парк, каждая заявка должна содержать маркер исследуемой берёзы.</w:t>
+        <w:t>Объект задаёт рамку, внутри которой участник выбирает 2–4 берёзы для одной точки наблюдения. Координаты должны соответствовать месту сбора. Даже если объектом является один парк, маркер заявки ставят рядом с исследуемыми деревьями.</w:t>
       </w:r>
     </w:p>
     <w:p>
@@ -2995,7 +2987,7 @@
         <w:pStyle w:val="CompactBullet"/>
       </w:pPr>
       <w:r>
-        <w:t>• объяснить правило «одна заявка — одна точка — одно дерево — 30 листьев»;</w:t>
+        <w:t>• объяснить правило «одна заявка — одна точка — 2–4 дерева — по 10–30 листьев с каждого»;</w:t>
       </w:r>
     </w:p>
     <w:p>
@@ -3379,7 +3371,7 @@
                 <w:rFonts w:ascii="Times New Roman" w:hAnsi="Times New Roman"/>
                 <w:sz w:val="21"/>
               </w:rPr>
-              <w:t>Ожидать автоматизированный этап</w:t>
+              <w:t>Ожидать расчёт ФА и итоговую проверку модератором</w:t>
             </w:r>
           </w:p>
         </w:tc>
@@ -3789,7 +3781,7 @@
         <w:pStyle w:val="CompactBullet"/>
       </w:pPr>
       <w:r>
-        <w:t>• участники прошли обучение и знают правило 30 листьев;</w:t>
+        <w:t>• участники прошли обучение и знают правило 2–4 деревьев и 10–30 листьев с каждого;</w:t>
       </w:r>
     </w:p>
     <w:p>
@@ -3845,7 +3837,7 @@
         <w:pStyle w:val="CompactBullet"/>
       </w:pPr>
       <w:r>
-        <w:t>• сохранён паспорт дерева и обзорная фотография берёзы;</w:t>
+        <w:t>• для каждого из 2–4 деревьев сохранены паспорт и обзорная фотография;</w:t>
       </w:r>
     </w:p>
     <w:p>
@@ -3853,7 +3845,7 @@
         <w:pStyle w:val="CompactBullet"/>
       </w:pPr>
       <w:r>
-        <w:t>• загружено 30 фотографий листьев;</w:t>
+        <w:t>• для каждого дерева загружено 10–30 отдельных фотографий листьев;</w:t>
       </w:r>
     </w:p>
     <w:p>
@@ -4270,7 +4262,7 @@
                 <w:rFonts w:ascii="Times New Roman" w:hAnsi="Times New Roman"/>
                 <w:sz w:val="21"/>
               </w:rPr>
-              <w:t>Фото дерева, паспорт территории и дерева, 30 фото листьев</w:t>
+              <w:t>Паспорта 2–4 деревьев, их обзорные фотографии и по 10–30 фото листьев с каждого</w:t>
             </w:r>
           </w:p>
         </w:tc>
@@ -5460,7 +5452,7 @@
                 <w:rFonts w:ascii="Times New Roman" w:hAnsi="Times New Roman"/>
                 <w:sz w:val="21"/>
               </w:rPr>
-              <w:t>Координаты одного исследуемого дерева</w:t>
+              <w:t>Координаты места сбора 2–4 исследуемых деревьев</w:t>
             </w:r>
           </w:p>
         </w:tc>

--- a/docs/curator-method-guide.docx
+++ b/docs/curator-method-guide.docx
@@ -8,40 +8,7 @@
         <w:ind w:firstLine="0"/>
         <w:jc w:val="center"/>
       </w:pPr>
-      <w:r>
-        <w:drawing>
-          <wp:inline xmlns:a="http://schemas.openxmlformats.org/drawingml/2006/main" xmlns:pic="http://schemas.openxmlformats.org/drawingml/2006/picture">
-            <wp:extent cx="864000" cy="1127662"/>
-            <wp:docPr id="1" name="Picture 1"/>
-            <wp:cNvGraphicFramePr>
-              <a:graphicFrameLocks noChangeAspect="1"/>
-            </wp:cNvGraphicFramePr>
-            <a:graphic>
-              <a:graphicData uri="http://schemas.openxmlformats.org/drawingml/2006/picture">
-                <pic:pic>
-                  <pic:nvPicPr>
-                    <pic:cNvPr id="0" name="leaf1.png"/>
-                    <pic:cNvPicPr/>
-                  </pic:nvPicPr>
-                  <pic:blipFill>
-                    <a:blip r:embed="rId11"/>
-                    <a:stretch>
-                      <a:fillRect/>
-                    </a:stretch>
-                  </pic:blipFill>
-                  <pic:spPr>
-                    <a:xfrm>
-                      <a:off x="0" y="0"/>
-                      <a:ext cx="864000" cy="1127662"/>
-                    </a:xfrm>
-                    <a:prstGeom prst="rect"/>
-                  </pic:spPr>
-                </pic:pic>
-              </a:graphicData>
-            </a:graphic>
-          </wp:inline>
-        </w:drawing>
-      </w:r>
+      <w:r/>
     </w:p>
     <w:p>
       <w:pPr>
@@ -71,7 +38,7 @@
           <w:color w:val="5F6B62"/>
           <w:sz w:val="26"/>
         </w:rPr>
-        <w:t>Методичка</w:t>
+        <w:t>Методическое пособие</w:t>
       </w:r>
     </w:p>
     <w:p>
@@ -275,9 +242,7 @@
       </w:tr>
     </w:tbl>
     <w:p>
-      <w:r>
-        <w:br w:type="page"/>
-      </w:r>
+      <w:r/>
     </w:p>
     <w:p>
       <w:pPr>
